--- a/Vize - Proje 2 Veritabanı Güvenliği ve Erişim Kontrolü/Proje 3 Raporu.docx
+++ b/Vize - Proje 2 Veritabanı Güvenliği ve Erişim Kontrolü/Proje 3 Raporu.docx
@@ -315,8 +315,7 @@
           <w:rFonts w:ascii="Tahoma-Bold" w:hAnsi="Tahoma-Bold" w:cs="Tahoma-Bold"/>
           <w:b/>
           <w:bCs/>
-          <w:sz w:val="27"/>
-          <w:szCs w:val="27"/>
+          <w:szCs w:val="24"/>
         </w:rPr>
       </w:pPr>
       <w:r>
@@ -324,40 +323,39 @@
           <w:rFonts w:ascii="Tahoma-Bold" w:hAnsi="Tahoma-Bold" w:cs="Tahoma-Bold"/>
           <w:b/>
           <w:bCs/>
-          <w:sz w:val="27"/>
-          <w:szCs w:val="27"/>
+          <w:szCs w:val="24"/>
         </w:rPr>
         <w:t>https://github.com/zeyneph61/Ag-Tabanli-Paralel-Dagitim-Sistemleri-Projeleri</w:t>
+      </w:r>
+    </w:p>
+    <w:p>
+      <w:pPr>
+        <w:spacing w:after="360"/>
+        <w:jc w:val="center"/>
+        <w:rPr>
+          <w:rFonts w:eastAsia="Times New Roman" w:cs="Arial"/>
+          <w:b/>
+          <w:szCs w:val="24"/>
+        </w:rPr>
+      </w:pPr>
+      <w:r>
+        <w:rPr>
+          <w:rFonts w:eastAsia="Times New Roman" w:cs="Arial"/>
+          <w:b/>
+          <w:szCs w:val="24"/>
+        </w:rPr>
+        <w:t>Zeynep</w:t>
+      </w:r>
+      <w:r>
+        <w:rPr>
+          <w:rFonts w:eastAsia="Times New Roman" w:cs="Arial"/>
+          <w:b/>
+          <w:szCs w:val="24"/>
+        </w:rPr>
+        <w:t xml:space="preserve"> Hacısalihoğlu</w:t>
       </w:r>
       <w:bookmarkStart w:id="0" w:name="_GoBack"/>
       <w:bookmarkEnd w:id="0"/>
-    </w:p>
-    <w:p>
-      <w:pPr>
-        <w:spacing w:after="360"/>
-        <w:jc w:val="center"/>
-        <w:rPr>
-          <w:rFonts w:eastAsia="Times New Roman" w:cs="Arial"/>
-          <w:b/>
-          <w:szCs w:val="24"/>
-        </w:rPr>
-      </w:pPr>
-      <w:r>
-        <w:rPr>
-          <w:rFonts w:eastAsia="Times New Roman" w:cs="Arial"/>
-          <w:b/>
-          <w:szCs w:val="24"/>
-        </w:rPr>
-        <w:t>Zeynep</w:t>
-      </w:r>
-      <w:r>
-        <w:rPr>
-          <w:rFonts w:eastAsia="Times New Roman" w:cs="Arial"/>
-          <w:b/>
-          <w:szCs w:val="24"/>
-        </w:rPr>
-        <w:t xml:space="preserve"> Hacısalihoğlu</w:t>
-      </w:r>
     </w:p>
     <w:p>
       <w:pPr>
@@ -18101,7 +18099,7 @@
 </file>
 
 <file path=customXml/itemProps1.xml><?xml version="1.0" encoding="utf-8"?>
-<ds:datastoreItem xmlns:ds="http://schemas.openxmlformats.org/officeDocument/2006/customXml" ds:itemID="{6387772B-425E-497B-B4C1-9DFE06686D00}">
+<ds:datastoreItem xmlns:ds="http://schemas.openxmlformats.org/officeDocument/2006/customXml" ds:itemID="{48E29E17-E85A-4BE2-BB69-EE7B803E5BB2}">
   <ds:schemaRefs>
     <ds:schemaRef ds:uri="http://schemas.openxmlformats.org/officeDocument/2006/bibliography"/>
   </ds:schemaRefs>
